--- a/public/files/en/p4-hk-population-ai-graph-check.docx
+++ b/public/files/en/p4-hk-population-ai-graph-check.docx
@@ -27,6 +27,17 @@
       </w:r>
     </w:p>
     <w:p>
+      <w:r>
+        <w:rPr>
+          <w:rFonts w:ascii="Quicksand" w:hAnsi="Quicksand" w:cs="Quicksand" w:eastAsia="Noto Sans TC"/>
+          <w:b w:val="0"/>
+          <w:color w:val="080808"/>
+          <w:sz w:val="21"/>
+        </w:rPr>
+        <w:t>P4 Hong Kong population line graph: check the AI-generated explanation</w:t>
+      </w:r>
+    </w:p>
+    <w:p>
       <w:pPr>
         <w:spacing w:before="240" w:after="80"/>
       </w:pPr>
@@ -48,7 +59,7 @@
           <w:color w:val="080808"/>
           <w:sz w:val="21"/>
         </w:rPr>
-        <w:t>"According to the data, Hong Kong's population rose steadily from about 5.6 million in 1991 to 7,413,070 in 2021, and has kept rising every year since. It is projected to reach 9 million by 2030."</w:t>
+        <w:t>AI-generated (for demonstration) "According to the data, Hong Kong's population rose steadily from about 5.6 million in 1991 to 7,413,070 in 2021, and has kept rising every year since. It is projected to reach 9 million by 2030."</w:t>
       </w:r>
     </w:p>
     <w:p>
@@ -991,28 +1002,6 @@
         </w:tc>
       </w:tr>
     </w:tbl>
-    <w:p>
-      <w:r>
-        <w:rPr>
-          <w:rFonts w:ascii="Quicksand" w:hAnsi="Quicksand" w:cs="Quicksand" w:eastAsia="Noto Sans TC"/>
-          <w:b w:val="0"/>
-          <w:color w:val="080808"/>
-          <w:sz w:val="21"/>
-        </w:rPr>
-        <w:t>For the reviewer (Henry): please confirm (1) the 2021 figure matches the official data; (2) the years pupils are asked to fill in match the current version of Table 110-01001; (3) "the population has not risen every year" still holds under the current data; (4) the link is still valid. See the review checklist on the resource page.</w:t>
-      </w:r>
-    </w:p>
-    <w:p>
-      <w:r>
-        <w:rPr>
-          <w:rFonts w:ascii="Quicksand" w:hAnsi="Quicksand" w:cs="Quicksand" w:eastAsia="Noto Sans TC"/>
-          <w:b w:val="0"/>
-          <w:color w:val="080808"/>
-          <w:sz w:val="21"/>
-        </w:rPr>
-        <w:t>Relates to source E, p.6: ask the AI to cite its source, and check AI output against reliable websites (such as the Census and Statistics Department). BEETS AI · an independent teaching resource, not an official EDB publication.</w:t>
-      </w:r>
-    </w:p>
     <w:sectPr>
       <w:pgSz w:w="11906" w:h="16838"/>
       <w:pgMar w:top="1020" w:right="1134" w:bottom="1020" w:left="1134" w:header="720" w:footer="720" w:gutter="0"/>
